--- a/Redes neuronales.docx
+++ b/Redes neuronales.docx
@@ -92,19 +92,7 @@
         <w:rPr>
           <w:lang w:val="es-MX"/>
         </w:rPr>
-        <w:t>,</w:t>
-      </w:r>
-      <w:r>
-        <w:rPr>
-          <w:lang w:val="es-MX"/>
-        </w:rPr>
-        <w:t xml:space="preserve"> la predicción de series temporales (Cuesta et al. 2023)</w:t>
-      </w:r>
-      <w:r>
-        <w:rPr>
-          <w:lang w:val="es-MX"/>
-        </w:rPr>
-        <w:t xml:space="preserve"> o </w:t>
+        <w:t xml:space="preserve">, la predicción de series temporales (Cuesta et al. 2023) o </w:t>
       </w:r>
       <w:r>
         <w:rPr>
@@ -478,20 +466,6 @@
           <w:lang w:val="es-MX"/>
         </w:rPr>
       </w:pPr>
-    </w:p>
-    <w:p>
-      <w:pPr>
-        <w:rPr>
-          <w:lang w:val="es-MX"/>
-        </w:rPr>
-      </w:pPr>
-    </w:p>
-    <w:p>
-      <w:pPr>
-        <w:rPr>
-          <w:lang w:val="es-MX"/>
-        </w:rPr>
-      </w:pPr>
       <w:r>
         <w:rPr>
           <w:lang w:val="es-MX"/>
@@ -717,6 +691,7 @@
       </w:pPr>
       <w:r>
         <w:rPr>
+          <w:noProof/>
           <w:lang w:val="es-MX"/>
         </w:rPr>
         <w:lastRenderedPageBreak/>
@@ -1147,238 +1122,286 @@
         <w:rPr>
           <w:i/>
           <w:iCs/>
-        </w:rPr>
-        <w:t xml:space="preserve">Revista Técnica </w:t>
-      </w:r>
+          <w:lang w:val="es-MX"/>
+        </w:rPr>
+        <w:t>Revista Técnica energía</w:t>
+      </w:r>
+      <w:r>
+        <w:rPr>
+          <w:lang w:val="es-MX"/>
+        </w:rPr>
+        <w:t>, </w:t>
+      </w:r>
+      <w:r>
+        <w:rPr>
+          <w:i/>
+          <w:iCs/>
+          <w:lang w:val="es-MX"/>
+        </w:rPr>
+        <w:t>19</w:t>
+      </w:r>
+      <w:r>
+        <w:rPr>
+          <w:lang w:val="es-MX"/>
+        </w:rPr>
+        <w:t>(2), 81-89. </w:t>
+      </w:r>
+      <w:r>
+        <w:fldChar w:fldCharType="begin"/>
+      </w:r>
+      <w:r>
+        <w:rPr>
+          <w:lang w:val="es-MX"/>
+        </w:rPr>
+        <w:instrText>HYPERLINK "https://doi.org/10.37116/revistaenergia.v19.n2.2023.552"</w:instrText>
+      </w:r>
+      <w:r>
+        <w:fldChar w:fldCharType="separate"/>
+      </w:r>
+      <w:r>
+        <w:rPr>
+          <w:rStyle w:val="Hyperlink"/>
+          <w:lang w:val="es-MX"/>
+        </w:rPr>
+        <w:t>https://doi.org/10.37116/revistaenergia.v19.n2.2023.552</w:t>
+      </w:r>
+      <w:r>
+        <w:fldChar w:fldCharType="end"/>
+      </w:r>
+    </w:p>
+    <w:p>
+      <w:pPr>
+        <w:rPr>
+          <w:lang w:val="es-MX"/>
+        </w:rPr>
+      </w:pPr>
+      <w:r>
+        <w:rPr>
+          <w:lang w:val="es-MX"/>
+        </w:rPr>
+        <w:t>Muñoz-Pacheco, J. J., Ramírez-Quintana, J. A.</w:t>
+      </w:r>
+      <w:r>
+        <w:rPr>
+          <w:lang w:val="es-MX"/>
+        </w:rPr>
+        <w:t xml:space="preserve"> y </w:t>
+      </w:r>
+      <w:r>
+        <w:rPr>
+          <w:lang w:val="es-MX"/>
+        </w:rPr>
+        <w:t xml:space="preserve">Méndez-Valles, L. O. (2024). Interfaz cerebro-computadora de tiempo real para comunicación por parpadeo voluntario con señales EEG. </w:t>
+      </w:r>
+      <w:r>
+        <w:rPr>
+          <w:i/>
+          <w:iCs/>
+          <w:lang w:val="es-MX"/>
+        </w:rPr>
+        <w:t>Revista ELECTRO</w:t>
+      </w:r>
+      <w:r>
+        <w:rPr>
+          <w:lang w:val="es-MX"/>
+        </w:rPr>
+        <w:t xml:space="preserve">, </w:t>
+      </w:r>
+      <w:r>
+        <w:rPr>
+          <w:i/>
+          <w:iCs/>
+          <w:lang w:val="es-MX"/>
+        </w:rPr>
+        <w:t>46</w:t>
+      </w:r>
+      <w:r>
+        <w:rPr>
+          <w:lang w:val="es-MX"/>
+        </w:rPr>
+        <w:t xml:space="preserve">, 7–12. </w:t>
+      </w:r>
+      <w:r>
+        <w:fldChar w:fldCharType="begin"/>
+      </w:r>
+      <w:r>
+        <w:rPr>
+          <w:lang w:val="es-MX"/>
+        </w:rPr>
+        <w:instrText>HYPERLINK "https://itchihuahua.mx/revista_electro"</w:instrText>
+      </w:r>
+      <w:r>
+        <w:fldChar w:fldCharType="separate"/>
+      </w:r>
+      <w:r>
+        <w:rPr>
+          <w:rStyle w:val="Hyperlink"/>
+          <w:lang w:val="es-MX"/>
+        </w:rPr>
+        <w:t>https://itchihuahua.mx/revista_electro</w:t>
+      </w:r>
+      <w:r>
+        <w:fldChar w:fldCharType="end"/>
+      </w:r>
+    </w:p>
+    <w:p>
+      <w:pPr>
+        <w:rPr>
+          <w:lang w:val="es-MX"/>
+        </w:rPr>
+      </w:pPr>
       <w:proofErr w:type="spellStart"/>
       <w:r>
         <w:rPr>
-          <w:i/>
-          <w:iCs/>
-        </w:rPr>
-        <w:t>energía</w:t>
+          <w:lang w:val="es-MX"/>
+        </w:rPr>
+        <w:t>Brasales</w:t>
       </w:r>
       <w:proofErr w:type="spellEnd"/>
       <w:r>
-        <w:t>, </w:t>
-      </w:r>
-      <w:r>
-        <w:rPr>
-          <w:i/>
-          <w:iCs/>
-        </w:rPr>
-        <w:t>19</w:t>
-      </w:r>
-      <w:r>
-        <w:t>(2), 81-89. </w:t>
+        <w:rPr>
+          <w:lang w:val="es-MX"/>
+        </w:rPr>
+        <w:t xml:space="preserve"> Amores, E. J.</w:t>
+      </w:r>
+      <w:r>
+        <w:rPr>
+          <w:lang w:val="es-MX"/>
+        </w:rPr>
+        <w:t xml:space="preserve"> y</w:t>
+      </w:r>
+      <w:r>
+        <w:rPr>
+          <w:lang w:val="es-MX"/>
+        </w:rPr>
+        <w:t xml:space="preserve"> Proaño Mariño, B. F. (2025). </w:t>
+      </w:r>
+      <w:r>
+        <w:rPr>
+          <w:i/>
+          <w:iCs/>
+          <w:lang w:val="es-MX"/>
+        </w:rPr>
+        <w:t xml:space="preserve">Desarrollo de una interfaz cerebro-computadora de adquisición y procesamiento de señales EEG para proporcionar una vía de comunicación básica en personas con síndrome de </w:t>
+      </w:r>
+      <w:proofErr w:type="spellStart"/>
+      <w:r>
+        <w:rPr>
+          <w:i/>
+          <w:iCs/>
+          <w:lang w:val="es-MX"/>
+        </w:rPr>
+        <w:t>Angelman</w:t>
+      </w:r>
+      <w:proofErr w:type="spellEnd"/>
+      <w:r>
+        <w:rPr>
+          <w:i/>
+          <w:iCs/>
+          <w:lang w:val="es-MX"/>
+        </w:rPr>
+        <w:t xml:space="preserve"> mediante el asistente personal inteligente Alexa</w:t>
+      </w:r>
+      <w:r>
+        <w:rPr>
+          <w:lang w:val="es-MX"/>
+        </w:rPr>
+        <w:t xml:space="preserve"> [Tesis de grado, Universidad Nacional de Chimborazo].</w:t>
+      </w:r>
+      <w:r>
+        <w:rPr>
+          <w:lang w:val="es-MX"/>
+        </w:rPr>
+        <w:t xml:space="preserve"> Repositorio Digital UNACH. </w:t>
+      </w:r>
+      <w:r>
+        <w:fldChar w:fldCharType="begin"/>
+      </w:r>
+      <w:r>
+        <w:rPr>
+          <w:lang w:val="es-MX"/>
+        </w:rPr>
+        <w:instrText>HYPERLINK "http://dspace.unach.edu.ec/handle/51000/14684"</w:instrText>
+      </w:r>
+      <w:r>
+        <w:fldChar w:fldCharType="separate"/>
+      </w:r>
+      <w:r>
+        <w:rPr>
+          <w:rStyle w:val="Hyperlink"/>
+          <w:lang w:val="es-MX"/>
+        </w:rPr>
+        <w:t>http://dspace.unach.edu.ec/handle/51000/14684</w:t>
+      </w:r>
+      <w:r>
+        <w:fldChar w:fldCharType="end"/>
+      </w:r>
+      <w:r>
+        <w:rPr>
+          <w:lang w:val="es-MX"/>
+        </w:rPr>
+        <w:t xml:space="preserve"> </w:t>
+      </w:r>
+    </w:p>
+    <w:p>
+      <w:pPr>
+        <w:rPr>
+          <w:lang w:val="es-MX"/>
+        </w:rPr>
+      </w:pPr>
+      <w:r>
+        <w:rPr>
+          <w:lang w:val="es-MX"/>
+        </w:rPr>
+        <w:t>Guaman Chuquitarco, E. E</w:t>
+      </w:r>
+      <w:r>
+        <w:rPr>
+          <w:lang w:val="es-MX"/>
+        </w:rPr>
+        <w:t xml:space="preserve"> y</w:t>
+      </w:r>
+      <w:r>
+        <w:rPr>
+          <w:lang w:val="es-MX"/>
+        </w:rPr>
+        <w:t xml:space="preserve"> Minta Jami, A. I. (2024). </w:t>
+      </w:r>
+      <w:r>
+        <w:rPr>
+          <w:i/>
+          <w:iCs/>
+          <w:lang w:val="es-MX"/>
+        </w:rPr>
+        <w:t>Desarrollo de una interfaz cerebro-computador para control y activación del manipulador robótico KUKA KR10R900 mediante señales cerebrales</w:t>
+      </w:r>
+      <w:r>
+        <w:rPr>
+          <w:lang w:val="es-MX"/>
+        </w:rPr>
+        <w:t xml:space="preserve"> [Trabajo de integración curricular, Escuela Superior Politécnica de Chimborazo].</w:t>
+      </w:r>
+      <w:r>
+        <w:rPr>
+          <w:lang w:val="es-MX"/>
+        </w:rPr>
+        <w:t xml:space="preserve"> </w:t>
+      </w:r>
+      <w:proofErr w:type="spellStart"/>
+      <w:r>
+        <w:rPr>
+          <w:lang w:val="es-MX"/>
+        </w:rPr>
+        <w:t>Dspace</w:t>
+      </w:r>
+      <w:proofErr w:type="spellEnd"/>
+      <w:r>
+        <w:rPr>
+          <w:lang w:val="es-MX"/>
+        </w:rPr>
+        <w:t xml:space="preserve"> ESPOCH. </w:t>
       </w:r>
       <w:hyperlink r:id="rId6" w:history="1">
-        <w:r>
-          <w:rPr>
-            <w:rStyle w:val="Hyperlink"/>
-          </w:rPr>
-          <w:t>https://doi.org/10.37116/revistaenergia.v19.n2.2023.552</w:t>
-        </w:r>
-      </w:hyperlink>
-    </w:p>
-    <w:p>
-      <w:pPr>
-        <w:rPr>
-          <w:lang w:val="es-MX"/>
-        </w:rPr>
-      </w:pPr>
-      <w:r>
-        <w:rPr>
-          <w:lang w:val="es-MX"/>
-        </w:rPr>
-        <w:t>Muñoz-Pacheco, J. J., Ramírez-Quintana, J. A.</w:t>
-      </w:r>
-      <w:r>
-        <w:rPr>
-          <w:lang w:val="es-MX"/>
-        </w:rPr>
-        <w:t xml:space="preserve"> y </w:t>
-      </w:r>
-      <w:r>
-        <w:rPr>
-          <w:lang w:val="es-MX"/>
-        </w:rPr>
-        <w:t xml:space="preserve">Méndez-Valles, L. O. (2024). Interfaz cerebro-computadora de tiempo real para comunicación por parpadeo voluntario con señales EEG. </w:t>
-      </w:r>
-      <w:r>
-        <w:rPr>
-          <w:i/>
-          <w:iCs/>
-          <w:lang w:val="es-MX"/>
-        </w:rPr>
-        <w:t>Revista ELECTRO</w:t>
-      </w:r>
-      <w:r>
-        <w:rPr>
-          <w:lang w:val="es-MX"/>
-        </w:rPr>
-        <w:t xml:space="preserve">, </w:t>
-      </w:r>
-      <w:r>
-        <w:rPr>
-          <w:i/>
-          <w:iCs/>
-          <w:lang w:val="es-MX"/>
-        </w:rPr>
-        <w:t>46</w:t>
-      </w:r>
-      <w:r>
-        <w:rPr>
-          <w:lang w:val="es-MX"/>
-        </w:rPr>
-        <w:t xml:space="preserve">, 7–12. </w:t>
-      </w:r>
-      <w:hyperlink r:id="rId7" w:history="1">
-        <w:r>
-          <w:rPr>
-            <w:rStyle w:val="Hyperlink"/>
-            <w:lang w:val="es-MX"/>
-          </w:rPr>
-          <w:t>https://itchihuahua.mx/revista_electro</w:t>
-        </w:r>
-      </w:hyperlink>
-    </w:p>
-    <w:p>
-      <w:proofErr w:type="spellStart"/>
-      <w:r>
-        <w:rPr>
-          <w:lang w:val="es-MX"/>
-        </w:rPr>
-        <w:t>Brasales</w:t>
-      </w:r>
-      <w:proofErr w:type="spellEnd"/>
-      <w:r>
-        <w:rPr>
-          <w:lang w:val="es-MX"/>
-        </w:rPr>
-        <w:t xml:space="preserve"> Amores, E. J.</w:t>
-      </w:r>
-      <w:r>
-        <w:rPr>
-          <w:lang w:val="es-MX"/>
-        </w:rPr>
-        <w:t xml:space="preserve"> y</w:t>
-      </w:r>
-      <w:r>
-        <w:rPr>
-          <w:lang w:val="es-MX"/>
-        </w:rPr>
-        <w:t xml:space="preserve"> Proaño Mariño, B. F. (2025). </w:t>
-      </w:r>
-      <w:r>
-        <w:rPr>
-          <w:i/>
-          <w:iCs/>
-          <w:lang w:val="es-MX"/>
-        </w:rPr>
-        <w:t xml:space="preserve">Desarrollo de una interfaz cerebro-computadora de adquisición y procesamiento de señales EEG para proporcionar una vía de comunicación básica en personas con síndrome de </w:t>
-      </w:r>
-      <w:proofErr w:type="spellStart"/>
-      <w:r>
-        <w:rPr>
-          <w:i/>
-          <w:iCs/>
-          <w:lang w:val="es-MX"/>
-        </w:rPr>
-        <w:t>Angelman</w:t>
-      </w:r>
-      <w:proofErr w:type="spellEnd"/>
-      <w:r>
-        <w:rPr>
-          <w:i/>
-          <w:iCs/>
-          <w:lang w:val="es-MX"/>
-        </w:rPr>
-        <w:t xml:space="preserve"> mediante el asistente personal inteligente Alexa</w:t>
-      </w:r>
-      <w:r>
-        <w:rPr>
-          <w:lang w:val="es-MX"/>
-        </w:rPr>
-        <w:t xml:space="preserve"> [Tesis de grado, Universidad Nacional de Chimborazo].</w:t>
-      </w:r>
-      <w:r>
-        <w:rPr>
-          <w:lang w:val="es-MX"/>
-        </w:rPr>
-        <w:t xml:space="preserve"> Repositorio Digital UNACH. </w:t>
-      </w:r>
-      <w:hyperlink r:id="rId8" w:history="1">
-        <w:r>
-          <w:rPr>
-            <w:rStyle w:val="Hyperlink"/>
-          </w:rPr>
-          <w:t>http://dspace.unach.edu.ec/handle/51000/14684</w:t>
-        </w:r>
-      </w:hyperlink>
-      <w:r>
-        <w:t xml:space="preserve"> </w:t>
-      </w:r>
-    </w:p>
-    <w:p>
-      <w:pPr>
-        <w:rPr>
-          <w:lang w:val="es-MX"/>
-        </w:rPr>
-      </w:pPr>
-      <w:r>
-        <w:rPr>
-          <w:lang w:val="es-MX"/>
-        </w:rPr>
-        <w:t>Guaman Chuquitarco, E. E</w:t>
-      </w:r>
-      <w:r>
-        <w:rPr>
-          <w:lang w:val="es-MX"/>
-        </w:rPr>
-        <w:t xml:space="preserve"> y</w:t>
-      </w:r>
-      <w:r>
-        <w:rPr>
-          <w:lang w:val="es-MX"/>
-        </w:rPr>
-        <w:t xml:space="preserve"> Minta Jami, A. I. (2024). </w:t>
-      </w:r>
-      <w:r>
-        <w:rPr>
-          <w:i/>
-          <w:iCs/>
-          <w:lang w:val="es-MX"/>
-        </w:rPr>
-        <w:t>Desarrollo de una interfaz cerebro-computador para control y activación del manipulador robótico KUKA KR10R900 mediante señales cerebrales</w:t>
-      </w:r>
-      <w:r>
-        <w:rPr>
-          <w:lang w:val="es-MX"/>
-        </w:rPr>
-        <w:t xml:space="preserve"> [Trabajo de integración curricular, Escuela Superior Politécnica de Chimborazo].</w:t>
-      </w:r>
-      <w:r>
-        <w:rPr>
-          <w:lang w:val="es-MX"/>
-        </w:rPr>
-        <w:t xml:space="preserve"> </w:t>
-      </w:r>
-      <w:proofErr w:type="spellStart"/>
-      <w:r>
-        <w:rPr>
-          <w:lang w:val="es-MX"/>
-        </w:rPr>
-        <w:t>Dspace</w:t>
-      </w:r>
-      <w:proofErr w:type="spellEnd"/>
-      <w:r>
-        <w:rPr>
-          <w:lang w:val="es-MX"/>
-        </w:rPr>
-        <w:t xml:space="preserve"> ESPOCH. </w:t>
-      </w:r>
-      <w:hyperlink r:id="rId9" w:history="1">
         <w:r>
           <w:rPr>
             <w:rStyle w:val="Hyperlink"/>
@@ -2000,6 +2023,7 @@
   <w:style w:type="character" w:default="1" w:styleId="DefaultParagraphFont">
     <w:name w:val="Default Paragraph Font"/>
     <w:uiPriority w:val="1"/>
+    <w:semiHidden/>
     <w:unhideWhenUsed/>
   </w:style>
   <w:style w:type="table" w:default="1" w:styleId="TableNormal">
